--- a/klagomål/A 52457-2025 FSC-klagomål.docx
+++ b/klagomål/A 52457-2025 FSC-klagomål.docx
@@ -1913,7 +1913,7 @@
     <w:r>
       <w:tab/>
       <w:tab/>
-      <w:t>2026-09-14</w:t>
+      <w:t>2026-09-15</w:t>
       <w:br/>
       <w:br/>
     </w:r>

--- a/klagomål/A 52457-2025 FSC-klagomål.docx
+++ b/klagomål/A 52457-2025 FSC-klagomål.docx
@@ -1913,7 +1913,7 @@
     <w:r>
       <w:tab/>
       <w:tab/>
-      <w:t>2026-09-15</w:t>
+      <w:t>2026-09-16</w:t>
       <w:br/>
       <w:br/>
     </w:r>

--- a/klagomål/A 52457-2025 FSC-klagomål.docx
+++ b/klagomål/A 52457-2025 FSC-klagomål.docx
@@ -1913,7 +1913,7 @@
     <w:r>
       <w:tab/>
       <w:tab/>
-      <w:t>2026-09-16</w:t>
+      <w:t>2026-09-17</w:t>
       <w:br/>
       <w:br/>
     </w:r>

--- a/klagomål/A 52457-2025 FSC-klagomål.docx
+++ b/klagomål/A 52457-2025 FSC-klagomål.docx
@@ -1913,7 +1913,7 @@
     <w:r>
       <w:tab/>
       <w:tab/>
-      <w:t>2026-09-17</w:t>
+      <w:t>2026-09-18</w:t>
       <w:br/>
       <w:br/>
     </w:r>

--- a/klagomål/A 52457-2025 FSC-klagomål.docx
+++ b/klagomål/A 52457-2025 FSC-klagomål.docx
@@ -1913,7 +1913,7 @@
     <w:r>
       <w:tab/>
       <w:tab/>
-      <w:t>2026-09-18</w:t>
+      <w:t>2026-09-19</w:t>
       <w:br/>
       <w:br/>
     </w:r>

--- a/klagomål/A 52457-2025 FSC-klagomål.docx
+++ b/klagomål/A 52457-2025 FSC-klagomål.docx
@@ -1913,7 +1913,7 @@
     <w:r>
       <w:tab/>
       <w:tab/>
-      <w:t>2026-09-19</w:t>
+      <w:t>2026-09-21</w:t>
       <w:br/>
       <w:br/>
     </w:r>

--- a/klagomål/A 52457-2025 FSC-klagomål.docx
+++ b/klagomål/A 52457-2025 FSC-klagomål.docx
@@ -1913,7 +1913,7 @@
     <w:r>
       <w:tab/>
       <w:tab/>
-      <w:t>2026-09-21</w:t>
+      <w:t>2026-09-23</w:t>
       <w:br/>
       <w:br/>
     </w:r>

--- a/klagomål/A 52457-2025 FSC-klagomål.docx
+++ b/klagomål/A 52457-2025 FSC-klagomål.docx
@@ -1913,7 +1913,7 @@
     <w:r>
       <w:tab/>
       <w:tab/>
-      <w:t>2026-09-23</w:t>
+      <w:t>2026-09-24</w:t>
       <w:br/>
       <w:br/>
     </w:r>

--- a/klagomål/A 52457-2025 FSC-klagomål.docx
+++ b/klagomål/A 52457-2025 FSC-klagomål.docx
@@ -1913,7 +1913,7 @@
     <w:r>
       <w:tab/>
       <w:tab/>
-      <w:t>2026-09-24</w:t>
+      <w:t>2026-09-25</w:t>
       <w:br/>
       <w:br/>
     </w:r>

--- a/klagomål/A 52457-2025 FSC-klagomål.docx
+++ b/klagomål/A 52457-2025 FSC-klagomål.docx
@@ -1913,7 +1913,7 @@
     <w:r>
       <w:tab/>
       <w:tab/>
-      <w:t>2026-09-25</w:t>
+      <w:t>2026-09-26</w:t>
       <w:br/>
       <w:br/>
     </w:r>

--- a/klagomål/A 52457-2025 FSC-klagomål.docx
+++ b/klagomål/A 52457-2025 FSC-klagomål.docx
@@ -1913,7 +1913,7 @@
     <w:r>
       <w:tab/>
       <w:tab/>
-      <w:t>2026-09-26</w:t>
+      <w:t>2026-09-27</w:t>
       <w:br/>
       <w:br/>
     </w:r>

--- a/klagomål/A 52457-2025 FSC-klagomål.docx
+++ b/klagomål/A 52457-2025 FSC-klagomål.docx
@@ -1913,7 +1913,7 @@
     <w:r>
       <w:tab/>
       <w:tab/>
-      <w:t>2026-09-27</w:t>
+      <w:t>2026-09-28</w:t>
       <w:br/>
       <w:br/>
     </w:r>

--- a/klagomål/A 52457-2025 FSC-klagomål.docx
+++ b/klagomål/A 52457-2025 FSC-klagomål.docx
@@ -1913,7 +1913,7 @@
     <w:r>
       <w:tab/>
       <w:tab/>
-      <w:t>2026-09-28</w:t>
+      <w:t>2026-09-29</w:t>
       <w:br/>
       <w:br/>
     </w:r>

--- a/klagomål/A 52457-2025 FSC-klagomål.docx
+++ b/klagomål/A 52457-2025 FSC-klagomål.docx
@@ -1913,7 +1913,7 @@
     <w:r>
       <w:tab/>
       <w:tab/>
-      <w:t>2026-09-29</w:t>
+      <w:t>2026-09-30</w:t>
       <w:br/>
       <w:br/>
     </w:r>

--- a/klagomål/A 52457-2025 FSC-klagomål.docx
+++ b/klagomål/A 52457-2025 FSC-klagomål.docx
@@ -1913,7 +1913,7 @@
     <w:r>
       <w:tab/>
       <w:tab/>
-      <w:t>2026-09-30</w:t>
+      <w:t>2026-10-01</w:t>
       <w:br/>
       <w:br/>
     </w:r>

--- a/klagomål/A 52457-2025 FSC-klagomål.docx
+++ b/klagomål/A 52457-2025 FSC-klagomål.docx
@@ -1913,7 +1913,7 @@
     <w:r>
       <w:tab/>
       <w:tab/>
-      <w:t>2026-10-01</w:t>
+      <w:t>2026-10-02</w:t>
       <w:br/>
       <w:br/>
     </w:r>

--- a/klagomål/A 52457-2025 FSC-klagomål.docx
+++ b/klagomål/A 52457-2025 FSC-klagomål.docx
@@ -1913,7 +1913,7 @@
     <w:r>
       <w:tab/>
       <w:tab/>
-      <w:t>2026-10-02</w:t>
+      <w:t>2026-10-03</w:t>
       <w:br/>
       <w:br/>
     </w:r>

--- a/klagomål/A 52457-2025 FSC-klagomål.docx
+++ b/klagomål/A 52457-2025 FSC-klagomål.docx
@@ -1913,7 +1913,7 @@
     <w:r>
       <w:tab/>
       <w:tab/>
-      <w:t>2026-10-03</w:t>
+      <w:t>2026-10-04</w:t>
       <w:br/>
       <w:br/>
     </w:r>

--- a/klagomål/A 52457-2025 FSC-klagomål.docx
+++ b/klagomål/A 52457-2025 FSC-klagomål.docx
@@ -1913,7 +1913,7 @@
     <w:r>
       <w:tab/>
       <w:tab/>
-      <w:t>2026-10-04</w:t>
+      <w:t>2026-10-05</w:t>
       <w:br/>
       <w:br/>
     </w:r>

--- a/klagomål/A 52457-2025 FSC-klagomål.docx
+++ b/klagomål/A 52457-2025 FSC-klagomål.docx
@@ -1913,7 +1913,7 @@
     <w:r>
       <w:tab/>
       <w:tab/>
-      <w:t>2026-10-05</w:t>
+      <w:t>2026-10-06</w:t>
       <w:br/>
       <w:br/>
     </w:r>

--- a/klagomål/A 52457-2025 FSC-klagomål.docx
+++ b/klagomål/A 52457-2025 FSC-klagomål.docx
@@ -178,7 +178,7 @@
       <w:r>
         <w:drawing>
           <wp:inline xmlns:a="http://schemas.openxmlformats.org/drawingml/2006/main" xmlns:pic="http://schemas.openxmlformats.org/drawingml/2006/picture">
-            <wp:extent cx="5143732" cy="5724000"/>
+            <wp:extent cx="5211173" cy="5724000"/>
             <wp:docPr id="1" name="Picture 1"/>
             <wp:cNvGraphicFramePr>
               <a:graphicFrameLocks noChangeAspect="1"/>
@@ -199,7 +199,7 @@
                   <pic:spPr>
                     <a:xfrm>
                       <a:off x="0" y="0"/>
-                      <a:ext cx="5143732" cy="5724000"/>
+                      <a:ext cx="5211173" cy="5724000"/>
                     </a:xfrm>
                     <a:prstGeom prst="rect"/>
                   </pic:spPr>
@@ -221,7 +221,7 @@
     </w:p>
     <w:p>
       <w:r>
-        <w:t>I och inom 25 meter från avverkningsanmälan finns fynd av 25 naturvårdsarter, varav 19 är rödlistade, 4 är fridlysta, 15 är typiska (T) och 4 är signalarter (S): garnlav (VU, T), knärot (VU, T, §8), skrovlig taggsvamp (VU), tallmusseron (VU), blågrå svartspik (NT), dropptaggsvamp (NT, T), dvärgbägarlav (NT, T), kolflarnlav (NT, T), lunglav (NT, T), mörk kolflarnlav (NT), skrovellav (NT, T), svart taggsvamp (NT), tallticka (NT, T), talltita (NT, §4), ullticka (NT, T), vaddporing (NT), vedflamlav (NT), violettgrå tagellav (NT, T), vitgrynig nållav (NT), luddlav (S, T), nästlav (S, T), stuplav (S, T), vedticka (S, T), spillkråka (T, §4) och kungsfågel (§4). Se Figur 1.</w:t>
+        <w:t>I och inom 25 meter från avverkningsanmälan finns fynd av 30 naturvårdsarter, varav 24 är rödlistade, 5 är fridlysta, 18 är typiska (T) och 4 är signalarter (S): garnlav (VU, T), knärot (VU, T, §8), skrovlig taggsvamp (VU), spadskinn (VU), tallmusseron (VU), blå taggsvamp (NT, T), blågrå svartspik (NT), dropptaggsvamp (NT, T), dvärgbägarlav (NT, T), kolflarnlav (NT, T), lunglav (NT, T), mjölsvärting (NT), mörk kolflarnlav (NT), skrovellav (NT, T), svart taggsvamp (NT), tallticka (NT, T), talltita (NT, §4), tretåig hackspett (NT, T, §4), ullticka (NT, T), vaddporing (NT), vedflamlav (NT), vedskivlav (NT, T), violettgrå tagellav (NT, T), vitgrynig nållav (NT), luddlav (S, T), nästlav (S, T), stuplav (S, T), vedticka (S, T), spillkråka (T, §4) och kungsfågel (§4). Se Figur 1.</w:t>
       </w:r>
     </w:p>
     <w:p>
@@ -392,10 +392,10 @@
         <w:rPr>
           <w:b/>
         </w:rPr>
-        <w:t>Tallmusseron (VU)</w:t>
-      </w:r>
-      <w:r>
-        <w:t xml:space="preserve"> bildar mykorrhiza med tall och kräver troligen lång trädkontinuitet. De flesta fynd är gjorda i sandtallskogar. Slutavverkning, kraftig gallring eller andra skogsbruksåtgärder på sandiga tallhedar, som medför att trädkontinuiteten bryts, utgör största hotet. Tallmusseron är placerad högst upp i Skogsstyrelsens värdepyramid för bedömning av skog med höga naturvärden och globalt rödlistad som nära hotad (NT) vilket innebär att Sverige har ett internationellt ansvar för arten. Kända lokaler bör undantas från storskaligt skogsbruk (IUCN, 2025; SLU Artdatabanken, 2024; Nitare &amp; Skogsstyrelsen, 2019).</w:t>
+        <w:t>Spadskinn (VU)</w:t>
+      </w:r>
+      <w:r>
+        <w:t xml:space="preserve"> är knuten till tallskogar med höga naturvärden och artens potentiella miljöer har minskat kraftigt och fortsätter att minska eftersom äldre sandtallskogar avverkas. Mykorrhiza-arter och andra marklevande svampar påverkas starkt negativt av slutavverkning då alla träd avlägsnas. Spadskinn är globalt rödlistad som sårbar (VU) vilket innebär att Sverige har ett internationellt ansvar för arten. Fler områden där arten förekommer behöver skyddas (SLU Artdatabanken, 2024; Nitare &amp; Skogsstyrelsen, 2019; IUCN, 2019).</w:t>
       </w:r>
     </w:p>
     <w:p>
@@ -403,10 +403,10 @@
         <w:rPr>
           <w:b/>
         </w:rPr>
-        <w:t>Blågrå svartspik (NT)</w:t>
-      </w:r>
-      <w:r>
-        <w:t xml:space="preserve"> växer på torr, hård ved av gamla, solbelysta torrakor, högstubbar av tall och grova döda grenar på levande tallar i öppna bestånd av naturskogskaraktär. Nästan alltid rör det sig om tjärrika torrträd och högstubbar (töreved, keloträd) som kan vara en bra bit över hundra år, i vissa fall sannolikt hundratals år gamla. Skogsbruk är idag det allvarligaste hotet. Ett långsiktigt hot är att nybildningen av gamla torrakor och högstubbar är en långsam process vilken ofta är beroende av skogsbrand. Nytt substrat bildas numera sannolikt nästan inte alls då antalet naturliga skogsbränder har minskat drastiskt på grund av effektivare brandbekämpning. Döda träd som lämnas efter avverkning är inte lämpliga för arten, eftersom dessa träd inte varit utsatta för skogsbrand och bildat tjärrik ved. Skogsbruksåtgärder på eller i närheten av växtplatserna bör undvikas. Naturskogsartade skogar med förekomst av arten indikerar höga biologiska värden och bör bevaras. Blågrå svartspik har en mycket begränsad utbredning utanför de nordiska länderna varför dessa länder har ett speciellt ansvar för arten (SLU Artdatabanken, 2024).</w:t>
+        <w:t>Tallmusseron (VU)</w:t>
+      </w:r>
+      <w:r>
+        <w:t xml:space="preserve"> bildar mykorrhiza med tall och kräver troligen lång trädkontinuitet. De flesta fynd är gjorda i sandtallskogar. Slutavverkning, kraftig gallring eller andra skogsbruksåtgärder på sandiga tallhedar, som medför att trädkontinuiteten bryts, utgör största hotet. Tallmusseron är placerad högst upp i Skogsstyrelsens värdepyramid för bedömning av skog med höga naturvärden och globalt rödlistad som nära hotad (NT) vilket innebär att Sverige har ett internationellt ansvar för arten. Kända lokaler bör undantas från storskaligt skogsbruk (IUCN, 2025; SLU Artdatabanken, 2024; Nitare &amp; Skogsstyrelsen, 2019).</w:t>
       </w:r>
     </w:p>
     <w:p>
@@ -414,19 +414,19 @@
         <w:rPr>
           <w:b/>
         </w:rPr>
-        <w:t>Dropptaggsvamp (NT)</w:t>
-      </w:r>
-      <w:r>
-        <w:t xml:space="preserve"> bildar mykorrhiza med tall, främst i barrskog med trädkontinuitet, i magra, torra och ljusöppna lavtallskogar och i barrblandskogar med friskmossor och lingon i fältskiktet. Den totala populationen i landet har minskat och bedöms fortsätta minska till följd av slutavverkningar av tallskog. Det är högst oklart om arten långsiktigt kan etablera och reproducera sig i skogsbestånd som brukas med trakthyggesmetoder, markberedning, gödsling eller föryngring med förädlat plantmaterial. Uppfyller kriterierna för att bli rödlistad på grund av ny kunskap som visar att en större andel av populationen än tidigare bedömt är knuten till kontinuitetsbarrskog. Minskningstakten för den svenska populationen bedöms vara nära gränsvärdet för Sårbar (VU). Dropptaggsvamp är typisk art för </w:t>
+        <w:t xml:space="preserve">Blå taggsvamp (NT) </w:t>
+      </w:r>
+      <w:r>
+        <w:t xml:space="preserve">är en karaktärsart i såväl örtrika kalkbarrskogar som i torra sandtallskogar där det föreligger gammal skog med långvarig trädkontinuitet. Är sällsynt och mycket kravfull i södra och mellersta Sverige. Den hotas främst av skogsavverkning och tycks försvinna efter slutavverkning, markberedning och plantering. I kalkgranskogar verkar arten vara mycket känslig. Granskogar med arten bör formellt skydddas. Blå taggsvamp (NT) är typisk art för </w:t>
       </w:r>
       <w:r>
         <w:rPr>
           <w:i/>
         </w:rPr>
-        <w:t xml:space="preserve">9010 Taiga </w:t>
-      </w:r>
-      <w:r>
-        <w:t>(SLU Artdatabanken, 2026).</w:t>
+        <w:t>9010 Taiga</w:t>
+      </w:r>
+      <w:r>
+        <w:t xml:space="preserve"> (SLU Artdatabanken, 2024; Nitare &amp; Skogsstyrelsen, 2019).</w:t>
       </w:r>
     </w:p>
     <w:p>
@@ -434,19 +434,10 @@
         <w:rPr>
           <w:b/>
         </w:rPr>
-        <w:t>Dvärgbägarlav (NT)</w:t>
-      </w:r>
-      <w:r>
-        <w:t xml:space="preserve"> förekommer över hela Sverige på gammal hård ved, huvudsakligen på tall men i södra Sverige även på ek. Veden utgörs framförallt av grova stubbar, lågor och grenar. Substratet har blivit sällsyntare och nybildning av substrat sker bara i begränsad omfattning. Arten hotas av att grova lågor blir allt sällsyntare i dagens kulturskogar samt att nybildningen av lämpliga substrat går mycket långsamt. En riklig tillgång på gamla tall- eller eklågor måste säkerställas på artens lokaler. Dvärgbägarlav är typisk art för </w:t>
-      </w:r>
-      <w:r>
-        <w:rPr>
-          <w:i/>
-        </w:rPr>
-        <w:t>9010 Taiga</w:t>
-      </w:r>
-      <w:r>
-        <w:t xml:space="preserve"> (SLU Artdatabanken, 2024; Nitare &amp; Skogsstyrelsen, 2019).</w:t>
+        <w:t>Blågrå svartspik (NT)</w:t>
+      </w:r>
+      <w:r>
+        <w:t xml:space="preserve"> växer på torr, hård ved av gamla, solbelysta torrakor, högstubbar av tall och grova döda grenar på levande tallar i öppna bestånd av naturskogskaraktär. Nästan alltid rör det sig om tjärrika torrträd och högstubbar (töreved, keloträd) som kan vara en bra bit över hundra år, i vissa fall sannolikt hundratals år gamla. Skogsbruk är idag det allvarligaste hotet. Ett långsiktigt hot är att nybildningen av gamla torrakor och högstubbar är en långsam process vilken ofta är beroende av skogsbrand. Nytt substrat bildas numera sannolikt nästan inte alls då antalet naturliga skogsbränder har minskat drastiskt på grund av effektivare brandbekämpning. Döda träd som lämnas efter avverkning är inte lämpliga för arten, eftersom dessa träd inte varit utsatta för skogsbrand och bildat tjärrik ved. Skogsbruksåtgärder på eller i närheten av växtplatserna bör undvikas. Naturskogsartade skogar med förekomst av arten indikerar höga biologiska värden och bör bevaras. Blågrå svartspik har en mycket begränsad utbredning utanför de nordiska länderna varför dessa länder har ett speciellt ansvar för arten (SLU Artdatabanken, 2024).</w:t>
       </w:r>
     </w:p>
     <w:p>
@@ -454,19 +445,19 @@
         <w:rPr>
           <w:b/>
         </w:rPr>
-        <w:t>Kolflarnlav (NT)</w:t>
-      </w:r>
-      <w:r>
-        <w:t xml:space="preserve"> är brandberoende och växer nästan uteslutande på kolad hård kärnved av tall. Etableringen verkar ske först 100–300 år efter brand och nytt substrat nybildas i mycket begränsad omfattning. Avverkning av tallskog av naturskogskaraktär med spår av återkommande bränder är ett hot och mängden lämplig ved att växa på för arten minskar dels på grund av naturlig nedbrytning men framförallt på grund av att det förstörs i samband med slutavverkningar, gallringar och markberedning. Såväl kolflarnlav som mörk kolflarnlav har glänsande bålfjäll och förekommer främst i tall- och blandbarrskogar av naturskogskaraktär med spår av återkommande bränder. Skogar som dessa hyser höga biologiska värden och bör skyddas. Kolflarnlav är typisk art för </w:t>
+        <w:t>Dropptaggsvamp (NT)</w:t>
+      </w:r>
+      <w:r>
+        <w:t xml:space="preserve"> bildar mykorrhiza med tall, främst i barrskog med trädkontinuitet, i magra, torra och ljusöppna lavtallskogar och i barrblandskogar med friskmossor och lingon i fältskiktet. Den totala populationen i landet har minskat och bedöms fortsätta minska till följd av slutavverkningar av tallskog. Det är högst oklart om arten långsiktigt kan etablera och reproducera sig i skogsbestånd som brukas med trakthyggesmetoder, markberedning, gödsling eller föryngring med förädlat plantmaterial. Uppfyller kriterierna för att bli rödlistad på grund av ny kunskap som visar att en större andel av populationen än tidigare bedömt är knuten till kontinuitetsbarrskog. Minskningstakten för den svenska populationen bedöms vara nära gränsvärdet för Sårbar (VU). Dropptaggsvamp är typisk art för </w:t>
       </w:r>
       <w:r>
         <w:rPr>
           <w:i/>
         </w:rPr>
-        <w:t>9010 Taiga</w:t>
-      </w:r>
-      <w:r>
-        <w:t xml:space="preserve"> (SLU Artdatabanken, 2024).</w:t>
+        <w:t xml:space="preserve">9010 Taiga </w:t>
+      </w:r>
+      <w:r>
+        <w:t>(SLU Artdatabanken, 2026).</w:t>
       </w:r>
     </w:p>
     <w:p>
@@ -474,55 +465,19 @@
         <w:rPr>
           <w:b/>
         </w:rPr>
-        <w:t>Lunglav (NT)</w:t>
-      </w:r>
-      <w:r>
-        <w:t xml:space="preserve"> är en av vårt lands främsta signalarter som överallt indikerar gamla lövträd, skogsbestånd med höga naturvärden och ekosystem med långskoglig kontinuitet. Lokalt kan förekomsten vara mycket riklig men den hittas nästan enbart i gamla och ej slutavverkade skogar. Artens samtliga förekomster bör uppmärksammas från naturvårdssynpunkt, då många lokaler även hyser andra ovanliga och rödlistade arter. Rikliga förekomster bör skyddas med biotopskydd, frivilliga avsättningar eller reservat. På lunglav kan de sällsynta lavparasiterna lunglavshårprick (CR), </w:t>
+        <w:t>Dvärgbägarlav (NT)</w:t>
+      </w:r>
+      <w:r>
+        <w:t xml:space="preserve"> förekommer över hela Sverige på gammal hård ved, huvudsakligen på tall men i södra Sverige även på ek. Veden utgörs framförallt av grova stubbar, lågor och grenar. Substratet har blivit sällsyntare och nybildning av substrat sker bara i begränsad omfattning. Arten hotas av att grova lågor blir allt sällsyntare i dagens kulturskogar samt att nybildningen av lämpliga substrat går mycket långsamt. En riklig tillgång på gamla tall- eller eklågor måste säkerställas på artens lokaler. Dvärgbägarlav är typisk art för </w:t>
       </w:r>
       <w:r>
         <w:rPr>
           <w:i/>
         </w:rPr>
-        <w:t>Abrothallus diederichii</w:t>
-      </w:r>
-      <w:r>
-        <w:t xml:space="preserve"> (VU), </w:t>
-      </w:r>
-      <w:r>
-        <w:rPr>
-          <w:i/>
-        </w:rPr>
-        <w:t>Abrothallus lobariae</w:t>
-      </w:r>
-      <w:r>
-        <w:t xml:space="preserve"> (VU), </w:t>
-      </w:r>
-      <w:r>
-        <w:rPr>
-          <w:i/>
-        </w:rPr>
-        <w:t>Calycina lobariae</w:t>
-      </w:r>
-      <w:r>
-        <w:t xml:space="preserve"> (VU), lunglavsknapp (VU) och skrovelmössing (VU) påträffas. Lunglav är typisk art för </w:t>
-      </w:r>
-      <w:r>
-        <w:rPr>
-          <w:i/>
-        </w:rPr>
-        <w:t>9010 Taiga, 9020 Nordlig ädellövskog, 9110 Näringsfattig bokskog, 9130 Näringsrik bokskog, 9160 Näringsrik ekskog, 9180 Ädellövskog i branter, 9190 Näringsfattig ekskog, 9070 Trädklädd betesmark, 9040 Fjällbjörkskog</w:t>
-      </w:r>
-      <w:r>
-        <w:t xml:space="preserve"> och</w:t>
-      </w:r>
-      <w:r>
-        <w:rPr>
-          <w:i/>
-        </w:rPr>
-        <w:t xml:space="preserve"> 6530 Lövängar</w:t>
-      </w:r>
-      <w:r>
-        <w:t xml:space="preserve"> (SLU Artdatabanken, 2026; Nitare &amp; Skogsstyrelsen, 2019).</w:t>
+        <w:t>9010 Taiga</w:t>
+      </w:r>
+      <w:r>
+        <w:t xml:space="preserve"> (SLU Artdatabanken, 2024; Nitare &amp; Skogsstyrelsen, 2019).</w:t>
       </w:r>
     </w:p>
     <w:p>
@@ -530,10 +485,19 @@
         <w:rPr>
           <w:b/>
         </w:rPr>
-        <w:t>Mörk kolflarnlav (NT)</w:t>
-      </w:r>
-      <w:r>
-        <w:t xml:space="preserve"> är brandberoende och växer nästan uteslutande på kolad hård kärnved av tall. Arten förekommer främst i glesa, öppna tall- och blandbarrskogar av naturskogskaraktär och etableringen verkar ske sent efter brand, kanske först efter 100–300 år. Mörk kolflarnlav indikerar skog med höga naturvärden och vanligast är att den påträffas på rester av nedbrunna torrakor och högstubbar och lågstubbar som är så grova att hela innandömet är urbränt. Tall- och blandbarrskogar av naturskogskaraktär med spår av återkommande bränder hyser höga biologiska värden och bör skyddas (SLU Artdatabanken, 2024).</w:t>
+        <w:t>Kolflarnlav (NT)</w:t>
+      </w:r>
+      <w:r>
+        <w:t xml:space="preserve"> är brandberoende och växer nästan uteslutande på kolad hård kärnved av tall. Etableringen verkar ske först 100–300 år efter brand och nytt substrat nybildas i mycket begränsad omfattning. Avverkning av tallskog av naturskogskaraktär med spår av återkommande bränder är ett hot och mängden lämplig ved att växa på för arten minskar dels på grund av naturlig nedbrytning men framförallt på grund av att det förstörs i samband med slutavverkningar, gallringar och markberedning. Såväl kolflarnlav som mörk kolflarnlav har glänsande bålfjäll och förekommer främst i tall- och blandbarrskogar av naturskogskaraktär med spår av återkommande bränder. Skogar som dessa hyser höga biologiska värden och bör skyddas. Kolflarnlav är typisk art för </w:t>
+      </w:r>
+      <w:r>
+        <w:rPr>
+          <w:i/>
+        </w:rPr>
+        <w:t>9010 Taiga</w:t>
+      </w:r>
+      <w:r>
+        <w:t xml:space="preserve"> (SLU Artdatabanken, 2024).</w:t>
       </w:r>
     </w:p>
     <w:p>
@@ -541,43 +505,52 @@
         <w:rPr>
           <w:b/>
         </w:rPr>
-        <w:t>Skrovellav (NT)</w:t>
-      </w:r>
-      <w:r>
-        <w:t xml:space="preserve"> växer på gamla lövträd och på klippor i gamla skogar med hög och jämn luftfuktighet. Slutavverkning av kontinuitetsskog utgör det största hotet och lavens fortsatta förekomst bör säkerställas genom att lokaler med äldre skog skyddas. I områden med mycket hög luftfuktighet kan man på bålen av skrovellav finna de sällsynta parasitsvamparna skrovellavsknapp (EN), </w:t>
+        <w:t>Lunglav (NT)</w:t>
+      </w:r>
+      <w:r>
+        <w:t xml:space="preserve"> är en av vårt lands främsta signalarter som överallt indikerar gamla lövträd, skogsbestånd med höga naturvärden och ekosystem med långskoglig kontinuitet. Lokalt kan förekomsten vara mycket riklig men den hittas nästan enbart i gamla och ej slutavverkade skogar. Artens samtliga förekomster bör uppmärksammas från naturvårdssynpunkt, då många lokaler även hyser andra ovanliga och rödlistade arter. Rikliga förekomster bör skyddas med biotopskydd, frivilliga avsättningar eller reservat. På lunglav kan de sällsynta lavparasiterna lunglavshårprick (CR), </w:t>
       </w:r>
       <w:r>
         <w:rPr>
           <w:i/>
         </w:rPr>
-        <w:t>Catillaria lobariicola</w:t>
-      </w:r>
-      <w:r>
-        <w:t xml:space="preserve"> (VU) och </w:t>
+        <w:t>Abrothallus diederichii</w:t>
+      </w:r>
+      <w:r>
+        <w:t xml:space="preserve"> (VU), </w:t>
       </w:r>
       <w:r>
         <w:rPr>
           <w:i/>
         </w:rPr>
-        <w:t>Merismatium lobariae</w:t>
-      </w:r>
-      <w:r>
-        <w:t xml:space="preserve"> (DD). Skrovellav är typisk art för </w:t>
+        <w:t>Abrothallus lobariae</w:t>
+      </w:r>
+      <w:r>
+        <w:t xml:space="preserve"> (VU), </w:t>
       </w:r>
       <w:r>
         <w:rPr>
           <w:i/>
         </w:rPr>
-        <w:t xml:space="preserve">9010 Taiga, 9020 Nordlig ädellövskog, 9040 Fjällbjörkskog, 9070 Trädklädd betesmark, 9160 Näringsrik ekskog, 9180 Ädellövskog i branter, 9190 Näringsfattig ekskog, 8210 Kalkbranter </w:t>
-      </w:r>
-      <w:r>
-        <w:t xml:space="preserve">och </w:t>
+        <w:t>Calycina lobariae</w:t>
+      </w:r>
+      <w:r>
+        <w:t xml:space="preserve"> (VU), lunglavsknapp (VU) och skrovelmössing (VU) påträffas. Lunglav är typisk art för </w:t>
       </w:r>
       <w:r>
         <w:rPr>
           <w:i/>
         </w:rPr>
-        <w:t>6530 Lövängar</w:t>
+        <w:t>9010 Taiga, 9020 Nordlig ädellövskog, 9110 Näringsfattig bokskog, 9130 Näringsrik bokskog, 9160 Näringsrik ekskog, 9180 Ädellövskog i branter, 9190 Näringsfattig ekskog, 9070 Trädklädd betesmark, 9040 Fjällbjörkskog</w:t>
+      </w:r>
+      <w:r>
+        <w:t xml:space="preserve"> och</w:t>
+      </w:r>
+      <w:r>
+        <w:rPr>
+          <w:i/>
+        </w:rPr>
+        <w:t xml:space="preserve"> 6530 Lövängar</w:t>
       </w:r>
       <w:r>
         <w:t xml:space="preserve"> (SLU Artdatabanken, 2026; Nitare &amp; Skogsstyrelsen, 2019).</w:t>
@@ -588,10 +561,10 @@
         <w:rPr>
           <w:b/>
         </w:rPr>
-        <w:t>Svart taggsvamp (NT)</w:t>
-      </w:r>
-      <w:r>
-        <w:t xml:space="preserve"> bildar mykorrhiza med tall, möjligen även med gran, i barrskog på kalkrik eller annan basiskt påverkad mark. Den totala populationen i landet har minskat och bedöms fortsätta minska till följd av avverkning av kalkbarrskogar. Arten har begränsad förmåga att återetablera sig efter slutavverkning eller andra storskaliga skogsbruksåtgärder. Det finns inga indikationer på att arten långsiktigt kan etablera eller reproducera sig i skogsbestånd som brukas med trakthyggesmetoder, markberedning, gödsling eller föryngring med förädlat plantmaterial. Minskningstakten uppgår till 25 (15–50) % inom 50 år och bedöms vara nära gränsvärdet för sårbar (VU) (SLU Artdatabanken, 2026).</w:t>
+        <w:t>Mjölsvärting (NT)</w:t>
+      </w:r>
+      <w:r>
+        <w:t xml:space="preserve"> växer i luckig barrskog, huvudsakligen på tallhed och i äldre skog. Mager, äldre tallskog och barrblandskog med lång trädkontinuitet bör undantas från trakthyggesbruk. Mjölsvärtingens lokaler är ofta nyckelbiotoper och bör då sparas i sin helhet (SLU Artdatabanken, 2024).</w:t>
       </w:r>
     </w:p>
     <w:p>
@@ -599,28 +572,10 @@
         <w:rPr>
           <w:b/>
         </w:rPr>
-        <w:t xml:space="preserve">Tallticka (NT) </w:t>
-      </w:r>
-      <w:r>
-        <w:t xml:space="preserve">uppträder först på tallar som är 100–150 år gamla men är vanligast på träd som är runt 150–200 år eller äldre. I skogslandskapet är den främst knuten till tallnaturskogar och restbiotoper med biologiskt gamla träd och signalerar vanligtvis skyddsvärda tallbestånd med höga naturvärden. Tallticka är typisk art för </w:t>
-      </w:r>
-      <w:r>
-        <w:rPr>
-          <w:i/>
-        </w:rPr>
-        <w:t xml:space="preserve">9010 Taiga </w:t>
-      </w:r>
-      <w:r>
-        <w:t xml:space="preserve">och </w:t>
-      </w:r>
-      <w:r>
-        <w:rPr>
-          <w:i/>
-        </w:rPr>
-        <w:t>9060 Åsbarrskog</w:t>
-      </w:r>
-      <w:r>
-        <w:t xml:space="preserve"> (SLU Artdatabanken, 2023; Nitare &amp; Skogsstyrelsen, 2019).</w:t>
+        <w:t>Mörk kolflarnlav (NT)</w:t>
+      </w:r>
+      <w:r>
+        <w:t xml:space="preserve"> är brandberoende och växer nästan uteslutande på kolad hård kärnved av tall. Arten förekommer främst i glesa, öppna tall- och blandbarrskogar av naturskogskaraktär och etableringen verkar ske sent efter brand, kanske först efter 100–300 år. Mörk kolflarnlav indikerar skog med höga naturvärden och vanligast är att den påträffas på rester av nedbrunna torrakor och högstubbar och lågstubbar som är så grova att hela innandömet är urbränt. Tall- och blandbarrskogar av naturskogskaraktär med spår av återkommande bränder hyser höga biologiska värden och bör skyddas (SLU Artdatabanken, 2024).</w:t>
       </w:r>
     </w:p>
     <w:p>
@@ -628,10 +583,46 @@
         <w:rPr>
           <w:b/>
         </w:rPr>
-        <w:t>Talltita (NT, §4)</w:t>
-      </w:r>
-      <w:r>
-        <w:t>, rödlistad som nära hotad och prioriterad art i Skogsvårdslagen, har häckningsrevir i anmälan. Arten har minskat kraftigt de senaste 30 åren och minskningstakten innevarande 10-årsperiod beräknas till 20 (10–30) %. Talltitan är synnerligen trogen sitt cirka 15 hektar stora revir och är beroende av flerskiktade olikåldriga skogar för att kunna föda upp sina ungar. Talltitan försvinner om dess livsmiljö kalavverkas (Eggers &amp; Low, 2014; Ekman, 1979; Griesser et al, 2007; Klein, 2020; Siffczyk et al, 2003; SLU Artdatabanken, 2021).</w:t>
+        <w:t>Skrovellav (NT)</w:t>
+      </w:r>
+      <w:r>
+        <w:t xml:space="preserve"> växer på gamla lövträd och på klippor i gamla skogar med hög och jämn luftfuktighet. Slutavverkning av kontinuitetsskog utgör det största hotet och lavens fortsatta förekomst bör säkerställas genom att lokaler med äldre skog skyddas. I områden med mycket hög luftfuktighet kan man på bålen av skrovellav finna de sällsynta parasitsvamparna skrovellavsknapp (EN), </w:t>
+      </w:r>
+      <w:r>
+        <w:rPr>
+          <w:i/>
+        </w:rPr>
+        <w:t>Catillaria lobariicola</w:t>
+      </w:r>
+      <w:r>
+        <w:t xml:space="preserve"> (VU) och </w:t>
+      </w:r>
+      <w:r>
+        <w:rPr>
+          <w:i/>
+        </w:rPr>
+        <w:t>Merismatium lobariae</w:t>
+      </w:r>
+      <w:r>
+        <w:t xml:space="preserve"> (DD). Skrovellav är typisk art för </w:t>
+      </w:r>
+      <w:r>
+        <w:rPr>
+          <w:i/>
+        </w:rPr>
+        <w:t xml:space="preserve">9010 Taiga, 9020 Nordlig ädellövskog, 9040 Fjällbjörkskog, 9070 Trädklädd betesmark, 9160 Näringsrik ekskog, 9180 Ädellövskog i branter, 9190 Näringsfattig ekskog, 8210 Kalkbranter </w:t>
+      </w:r>
+      <w:r>
+        <w:t xml:space="preserve">och </w:t>
+      </w:r>
+      <w:r>
+        <w:rPr>
+          <w:i/>
+        </w:rPr>
+        <w:t>6530 Lövängar</w:t>
+      </w:r>
+      <w:r>
+        <w:t xml:space="preserve"> (SLU Artdatabanken, 2026; Nitare &amp; Skogsstyrelsen, 2019).</w:t>
       </w:r>
     </w:p>
     <w:p>
@@ -639,55 +630,10 @@
         <w:rPr>
           <w:b/>
         </w:rPr>
-        <w:t>Ullticka (NT)</w:t>
-      </w:r>
-      <w:r>
-        <w:t xml:space="preserve"> är knuten till restbestånd av barrnaturskog och förekommer med ett tydligt optimum i orörda eller måttligt påverkade gamla granskogar där det föreligger viss kontinuitet av grov död ved. Ullticka är en bra signalart inom hela sitt utbredningsområde och i södra Sverige är den sällsynt och en god signalart för skyddsvärda granskogsmiljöer. Den hotas av avverkning och fragmentering av naturskog och äldre granskog med lång trädkontinuitet. På ullticka kan ibland ulltickeporing (VU) påträffas - det är en sällsynt ticka som nyligen delats upp i de tre olika arterna ulltickeporing </w:t>
-      </w:r>
-      <w:r>
-        <w:rPr>
-          <w:i/>
-        </w:rPr>
-        <w:t xml:space="preserve">Skeletocutis brevispora </w:t>
-      </w:r>
-      <w:r>
-        <w:t>(VU)</w:t>
-      </w:r>
-      <w:r>
-        <w:rPr>
-          <w:i/>
-        </w:rPr>
-        <w:t>, Skeletocutis delicata</w:t>
-      </w:r>
-      <w:r>
-        <w:t xml:space="preserve"> (VU)</w:t>
-      </w:r>
-      <w:r>
-        <w:rPr>
-          <w:i/>
-        </w:rPr>
-        <w:t xml:space="preserve"> och Skeletocutis exilis</w:t>
-      </w:r>
-      <w:r>
-        <w:t xml:space="preserve"> (NT). Ullticka är typisk art för </w:t>
-      </w:r>
-      <w:r>
-        <w:rPr>
-          <w:i/>
-        </w:rPr>
-        <w:t xml:space="preserve">9010 Taiga, 9050 Näringsrik granskog </w:t>
-      </w:r>
-      <w:r>
-        <w:t xml:space="preserve">och </w:t>
-      </w:r>
-      <w:r>
-        <w:rPr>
-          <w:i/>
-        </w:rPr>
-        <w:t>9030 Landhöjningsskog</w:t>
-      </w:r>
-      <w:r>
-        <w:t xml:space="preserve"> (SLU Artdatabanken, 2026; Nitare &amp; Skogsstyrelsen, 2019; Miettinen &amp; Niemelä, 2018).</w:t>
+        <w:t>Svart taggsvamp (NT)</w:t>
+      </w:r>
+      <w:r>
+        <w:t xml:space="preserve"> bildar mykorrhiza med tall, möjligen även med gran, i barrskog på kalkrik eller annan basiskt påverkad mark. Den totala populationen i landet har minskat och bedöms fortsätta minska till följd av avverkning av kalkbarrskogar. Arten har begränsad förmåga att återetablera sig efter slutavverkning eller andra storskaliga skogsbruksåtgärder. Det finns inga indikationer på att arten långsiktigt kan etablera eller reproducera sig i skogsbestånd som brukas med trakthyggesmetoder, markberedning, gödsling eller föryngring med förädlat plantmaterial. Minskningstakten uppgår till 25 (15–50) % inom 50 år och bedöms vara nära gränsvärdet för sårbar (VU) (SLU Artdatabanken, 2026).</w:t>
       </w:r>
     </w:p>
     <w:p>
@@ -695,10 +641,28 @@
         <w:rPr>
           <w:b/>
         </w:rPr>
-        <w:t xml:space="preserve">Vaddporing (NT) </w:t>
-      </w:r>
-      <w:r>
-        <w:t>är en brunrötande vednedbrytare som hittas på undersidan av liggande murken tallved i olika former. Substratet utgörs framför allt av den typ av hård, kådimpregnerad och ofta kolad tallved som skapas i brandpräglad skog. Vedtypen nybildas i mycket liten omfattning och det är sannolikt att arten upplever en utdöendeskuld. För att garantera artens fortlevnad bör man både säkra att artens växtplatser hålls intakta samt att långsiktigt säkerställa att ny ved tillkommer, allra helst i omedelbar anslutning till artens växtplatser. Skoglig gallring och annat uttag av virke innebär ett hot mot arten (SLU Artdatabanken, 2024).</w:t>
+        <w:t xml:space="preserve">Tallticka (NT) </w:t>
+      </w:r>
+      <w:r>
+        <w:t xml:space="preserve">uppträder först på tallar som är 100–150 år gamla men är vanligast på träd som är runt 150–200 år eller äldre. I skogslandskapet är den främst knuten till tallnaturskogar och restbiotoper med biologiskt gamla träd och signalerar vanligtvis skyddsvärda tallbestånd med höga naturvärden. Tallticka är typisk art för </w:t>
+      </w:r>
+      <w:r>
+        <w:rPr>
+          <w:i/>
+        </w:rPr>
+        <w:t xml:space="preserve">9010 Taiga </w:t>
+      </w:r>
+      <w:r>
+        <w:t xml:space="preserve">och </w:t>
+      </w:r>
+      <w:r>
+        <w:rPr>
+          <w:i/>
+        </w:rPr>
+        <w:t>9060 Åsbarrskog</w:t>
+      </w:r>
+      <w:r>
+        <w:t xml:space="preserve"> (SLU Artdatabanken, 2023; Nitare &amp; Skogsstyrelsen, 2019).</w:t>
       </w:r>
     </w:p>
     <w:p>
@@ -706,6 +670,113 @@
         <w:rPr>
           <w:b/>
         </w:rPr>
+        <w:t>Talltita (NT, §4)</w:t>
+      </w:r>
+      <w:r>
+        <w:t>, rödlistad som nära hotad och prioriterad art i Skogsvårdslagen, har häckningsrevir i anmälan. Arten har minskat kraftigt de senaste 30 åren och minskningstakten innevarande 10-årsperiod beräknas till 20 (10–30) %. Talltitan är synnerligen trogen sitt cirka 15 hektar stora revir och är beroende av flerskiktade olikåldriga skogar för att kunna föda upp sina ungar. Talltitan försvinner om dess livsmiljö kalavverkas (Eggers &amp; Low, 2014; Ekman, 1979; Griesser et al, 2007; Klein, 2020; Siffczyk et al, 2003; SLU Artdatabanken, 2021).</w:t>
+      </w:r>
+    </w:p>
+    <w:p>
+      <w:r>
+        <w:rPr>
+          <w:b/>
+        </w:rPr>
+        <w:t>Tretåig hackspett (NT, §4)</w:t>
+      </w:r>
+      <w:r>
+        <w:t xml:space="preserve"> är rödlistad som nära hotad och ingår i bilaga 1 i EU:s fågeldirektiv. Tretåig hackspett är för sin överlevnad beroende av kontinuerlig tillförsel av äldre döende och död ved, som sker genom naturliga självgallringsprocesser i äldre grannaturskogar och barrblandade naturskogar. Om en skog genom skogsbruk gallras eller glesas ur så upphör och uteblir i stort sett den naturliga självgallringsprocessen för mycket lång tid framöver vilket omöjliggör upprätthållandet av den kontinuerliga ekologiska funktionen i ett område. Det finns studier som visar att naturskogens självgallringsprocess som den tretåiga hackspetten är beroende av, inte kan ersättas med efterlämnad hänsyn i skogsbruket (Imbeau &amp; Desrochers, 2002). Storleken på häckningsreviret varierar med skogstypen, förekomsten av död ved och graden av fragmentering, men är i allmänhet i storleksordningen 25–100 hektar. Vintertid krävs ofta betydligt större områden och det finns studier som antyder att arten behöver minst 100 hektar äldre skog. I områden med låg bonitet kan det behövas över 200 hektar lämpligt habitat för att ett par ska kunna reproducera sig. Områden med dokumenterad permanent förekomst i naturskogsmiljöer har vanligen så stora naturvärden att skogsbruk är olämpligt. Tretåig hackspett är typisk art för </w:t>
+      </w:r>
+      <w:r>
+        <w:rPr>
+          <w:i/>
+        </w:rPr>
+        <w:t xml:space="preserve">9010 Taiga, 9740 Skogsbevuxen myr, 9030 Landhöjningsskog </w:t>
+      </w:r>
+      <w:r>
+        <w:t xml:space="preserve">och </w:t>
+      </w:r>
+      <w:r>
+        <w:rPr>
+          <w:i/>
+        </w:rPr>
+        <w:t>9040 Fjällbjörkskog</w:t>
+      </w:r>
+      <w:r>
+        <w:t xml:space="preserve"> (Skogsstyrelsen, 2016; SLU Artdatabanken, 2024).</w:t>
+      </w:r>
+    </w:p>
+    <w:p>
+      <w:r>
+        <w:rPr>
+          <w:b/>
+        </w:rPr>
+        <w:t>Ullticka (NT)</w:t>
+      </w:r>
+      <w:r>
+        <w:t xml:space="preserve"> är knuten till restbestånd av barrnaturskog och förekommer med ett tydligt optimum i orörda eller måttligt påverkade gamla granskogar där det föreligger viss kontinuitet av grov död ved. Ullticka är en bra signalart inom hela sitt utbredningsområde och i södra Sverige är den sällsynt och en god signalart för skyddsvärda granskogsmiljöer. Den hotas av avverkning och fragmentering av naturskog och äldre granskog med lång trädkontinuitet. På ullticka kan ibland ulltickeporing (VU) påträffas - det är en sällsynt ticka som nyligen delats upp i de tre olika arterna ulltickeporing </w:t>
+      </w:r>
+      <w:r>
+        <w:rPr>
+          <w:i/>
+        </w:rPr>
+        <w:t xml:space="preserve">Skeletocutis brevispora </w:t>
+      </w:r>
+      <w:r>
+        <w:t>(VU)</w:t>
+      </w:r>
+      <w:r>
+        <w:rPr>
+          <w:i/>
+        </w:rPr>
+        <w:t>, Skeletocutis delicata</w:t>
+      </w:r>
+      <w:r>
+        <w:t xml:space="preserve"> (VU)</w:t>
+      </w:r>
+      <w:r>
+        <w:rPr>
+          <w:i/>
+        </w:rPr>
+        <w:t xml:space="preserve"> och Skeletocutis exilis</w:t>
+      </w:r>
+      <w:r>
+        <w:t xml:space="preserve"> (NT). Ullticka är typisk art för </w:t>
+      </w:r>
+      <w:r>
+        <w:rPr>
+          <w:i/>
+        </w:rPr>
+        <w:t xml:space="preserve">9010 Taiga, 9050 Näringsrik granskog </w:t>
+      </w:r>
+      <w:r>
+        <w:t xml:space="preserve">och </w:t>
+      </w:r>
+      <w:r>
+        <w:rPr>
+          <w:i/>
+        </w:rPr>
+        <w:t>9030 Landhöjningsskog</w:t>
+      </w:r>
+      <w:r>
+        <w:t xml:space="preserve"> (SLU Artdatabanken, 2026; Nitare &amp; Skogsstyrelsen, 2019; Miettinen &amp; Niemelä, 2018).</w:t>
+      </w:r>
+    </w:p>
+    <w:p>
+      <w:r>
+        <w:rPr>
+          <w:b/>
+        </w:rPr>
+        <w:t xml:space="preserve">Vaddporing (NT) </w:t>
+      </w:r>
+      <w:r>
+        <w:t>är en brunrötande vednedbrytare som hittas på undersidan av liggande murken tallved i olika former. Substratet utgörs framför allt av den typ av hård, kådimpregnerad och ofta kolad tallved som skapas i brandpräglad skog. Vedtypen nybildas i mycket liten omfattning och det är sannolikt att arten upplever en utdöendeskuld. För att garantera artens fortlevnad bör man både säkra att artens växtplatser hålls intakta samt att långsiktigt säkerställa att ny ved tillkommer, allra helst i omedelbar anslutning till artens växtplatser. Skoglig gallring och annat uttag av virke innebär ett hot mot arten (SLU Artdatabanken, 2024).</w:t>
+      </w:r>
+    </w:p>
+    <w:p>
+      <w:r>
+        <w:rPr>
+          <w:b/>
+        </w:rPr>
         <w:t>Vedflamlav (NT)</w:t>
       </w:r>
       <w:r>
@@ -719,6 +790,26 @@
       </w:r>
       <w:r>
         <w:t xml:space="preserve"> (VU) påträffas (SLU Artdatabanken, 2026).</w:t>
+      </w:r>
+    </w:p>
+    <w:p>
+      <w:r>
+        <w:rPr>
+          <w:b/>
+        </w:rPr>
+        <w:t>Vedskivlav (NT)</w:t>
+      </w:r>
+      <w:r>
+        <w:t xml:space="preserve"> växer på gammal, torr, exponerad, hård kärnved av framförallt tall i naturskogsartade bestånd. Avverkning av tallskog av naturskogskaraktär med spår av återkommande bränder är ett hot. Mängden lämplig ved att växa på för vedskivlav minskar, dels på grund av naturlig nedbrytning men framförallt på grund av att de förstörs i samband med slutavverkningar, gallringar och markberedning. Tall- och blandbarrskogar av naturskogskaraktär med spår av återkommande bränder bör skyddas. Vedskivlav är typisk art för </w:t>
+      </w:r>
+      <w:r>
+        <w:rPr>
+          <w:i/>
+        </w:rPr>
+        <w:t>9010 Taiga</w:t>
+      </w:r>
+      <w:r>
+        <w:t xml:space="preserve"> (SLU Artdatabanken, 2024).</w:t>
       </w:r>
     </w:p>
     <w:p>
@@ -1029,7 +1120,7 @@
         <w:rPr>
           <w:i/>
         </w:rPr>
-        <w:t>I det avverkningsanmälda skogsområdet har 23 rödlistade arter och signalarter påträffats. Detta ska jämföras med Skogsstyrelsens uppföljning 2017 av nyckelbiotoper som visade att man i genomsnitt hittar 20,6 olika rödlistade arter och signalarter i en nyckelbiotop (Wijk, S. 2017. Biologisk mångfald i nyckelbiotoper – Resultat från inventeringen “Uppföljning biologisk mångfald” 2009–2015. Rapport 4/2017 Skogsstyrelsen, Jönköping).</w:t>
+        <w:t>I det avverkningsanmälda skogsområdet har 28 rödlistade arter och signalarter påträffats. Detta ska jämföras med Skogsstyrelsens uppföljning 2017 av nyckelbiotoper som visade att man i genomsnitt hittar 20,6 olika rödlistade arter och signalarter i en nyckelbiotop (Wijk, S. 2017. Biologisk mångfald i nyckelbiotoper – Resultat från inventeringen “Uppföljning biologisk mångfald” 2009–2015. Rapport 4/2017 Skogsstyrelsen, Jönköping).</w:t>
       </w:r>
     </w:p>
     <w:p>
@@ -1058,7 +1149,7 @@
         <w:rPr>
           <w:i/>
         </w:rPr>
-        <w:t>I det avverkningsanmälda skogsområdet har 25 naturvårdsarter varav 19 rödlistade arter sina livsmiljöer och växtplatser.</w:t>
+        <w:t>I det avverkningsanmälda skogsområdet har 30 naturvårdsarter varav 24 rödlistade arter sina livsmiljöer och växtplatser.</w:t>
       </w:r>
     </w:p>
     <w:p>
@@ -1711,6 +1802,207 @@
       </w:r>
       <w:r>
         <w:t>SLU Artdatabanken, Uppsala</w:t>
+      </w:r>
+    </w:p>
+    <w:p>
+      <w:pPr>
+        <w:pStyle w:val="Heading1"/>
+      </w:pPr>
+      <w:r>
+        <w:t>Tretåig hackspett – ekologi samt krav på livsmiljön</w:t>
+      </w:r>
+    </w:p>
+    <w:p>
+      <w:r>
+        <w:t xml:space="preserve">Tretåig hackspett (NT) är fridlyst enligt §4 Artskyddsförordningen och finns med som prioriterad art i Skogsstyrelsen vägledning för skogsbruket (bilaga 4 till SVL). I vägledningen står bland annat att: </w:t>
+      </w:r>
+      <w:r>
+        <w:rPr>
+          <w:i/>
+        </w:rPr>
+        <w:t xml:space="preserve">“Tretåig hackspett har stora arealkrav och höga krav på sin livsmiljö. Omdaningen av naturskogar till kulturskogar medför en förlust av viktiga miljöer, något som förstärks av ökad fragmentering till följd av avverkningar.” </w:t>
+      </w:r>
+      <w:r>
+        <w:t xml:space="preserve">Vidare att: </w:t>
+      </w:r>
+      <w:r>
+        <w:rPr>
+          <w:i/>
+        </w:rPr>
+        <w:t>“Områden med dokumenterad permanent förekomst i naturskogsmiljöer har vanligen så stora naturvärden att skogsbruk är olämpligt”</w:t>
+      </w:r>
+      <w:r>
+        <w:t xml:space="preserve"> (SLU Artdatabanken, 2024; Skogsstyrelsen, 2016)</w:t>
+      </w:r>
+      <w:r>
+        <w:rPr>
+          <w:i/>
+        </w:rPr>
+        <w:t>.</w:t>
+      </w:r>
+    </w:p>
+    <w:p>
+      <w:r>
+        <w:t>Tretåig hackspett är beroende av större sammanhängande naturskogar med kontinuerlig tillgång och nybildning av död ved och fragmentering av livsmiljöerna utgör ett stort hot mot arten (se exempelvis Stachura-Skierczynska et al., 2009; Wesolowski et al., 2005; Butler et al., 2004; Pakkala et al., 2002; Amcoff et al., 1996; Virkkala, 1991). Det finns studier som visar att naturskogens självgallringsprocess som den tretåiga hackspetten är beroende av, inte kan ersättas med efterlämnad hänsyn i skogsbruket (Imbeau &amp; Desrochers, 2002).</w:t>
+      </w:r>
+    </w:p>
+    <w:p>
+      <w:r>
+        <w:t>Permanenta revir av tretåig hackspett karaktäriseras ofta av artens typiska ringformigt ordnade hackmärken på framför allt gamla granar. För att säkerställa att inte revir av tretåig hackspett drabbas av avverkningsplanerna bör en inventering göras i området både under häckningstid och under vintern, då arten utnyttjar betydligt större områden än under sommarens häckningsrevir. Storleken på häckningsreviret varierar med skogstypen, förekomsten av död ved och graden av fragmentering, men är i allmänhet i storleksordningen 25–100 hektar (SLU Artdatabanken, 2024; Skogsstyrelsen, 2016).</w:t>
+      </w:r>
+    </w:p>
+    <w:p>
+      <w:r>
+        <w:t xml:space="preserve">Förutom fridlysning enligt §4 Artskyddsförordningen är tretåig hackspett även förtecknad i EU:s fågeldirektiv bilaga 1. Den är typisk art för </w:t>
+      </w:r>
+      <w:r>
+        <w:rPr>
+          <w:i/>
+        </w:rPr>
+        <w:t xml:space="preserve">9010 Taiga, 9740 Skogsbevuxen myr, 9030 Landhöjningsskog </w:t>
+      </w:r>
+      <w:r>
+        <w:t xml:space="preserve">och </w:t>
+      </w:r>
+      <w:r>
+        <w:rPr>
+          <w:i/>
+        </w:rPr>
+        <w:t>9040 Fjällbjörkskog</w:t>
+      </w:r>
+      <w:r>
+        <w:t xml:space="preserve"> samt ingår i Natura 2000 och är förtecknad i Bernkonventionen bilaga II (strikt skyddade djurarter) (SLU Artdatabanken, 2024; Skogsstyrelsen, 2016).</w:t>
+      </w:r>
+    </w:p>
+    <w:p>
+      <w:pPr>
+        <w:pStyle w:val="Heading2"/>
+      </w:pPr>
+      <w:r>
+        <w:t>Referenser – tretåig hackspett</w:t>
+      </w:r>
+    </w:p>
+    <w:p>
+      <w:r>
+        <w:t xml:space="preserve">Amcoff, M. &amp; Eriksson, P. 1996. </w:t>
+      </w:r>
+      <w:r>
+        <w:rPr>
+          <w:i/>
+        </w:rPr>
+        <w:t xml:space="preserve">Förekomst av tretåig hackspett Picoides tridactylus på bestånds- och landskapsnivå. </w:t>
+      </w:r>
+      <w:r>
+        <w:t>Ornis Svecica 6: 107–119.</w:t>
+      </w:r>
+    </w:p>
+    <w:p>
+      <w:r>
+        <w:t xml:space="preserve">Butler, R., Angelstam, P., Ekelund, P. &amp; Schlaeffer, R. 2004. </w:t>
+      </w:r>
+      <w:r>
+        <w:rPr>
+          <w:i/>
+        </w:rPr>
+        <w:t xml:space="preserve">Dead wood threshold values for the three-toed woodpecker presence in boreal and sub-Alpine forest. </w:t>
+      </w:r>
+      <w:r>
+        <w:t>Biological conservation 119(3): 305–318.</w:t>
+      </w:r>
+    </w:p>
+    <w:p>
+      <w:r>
+        <w:t xml:space="preserve">Imbeau, L. &amp; Desrochers, A. 2002. </w:t>
+      </w:r>
+      <w:r>
+        <w:rPr>
+          <w:i/>
+        </w:rPr>
+        <w:t xml:space="preserve">Foraging Ecology and Use of Drumming Trees by Three-Toed Woodpeckers. </w:t>
+      </w:r>
+      <w:r>
+        <w:t>The Journal of Wildlife Management. Vol. 66, No. 1 (Jan., 2002), pp. 222–231.</w:t>
+      </w:r>
+    </w:p>
+    <w:p>
+      <w:r>
+        <w:t xml:space="preserve">Pakkala, T., Hanski, I. &amp; Tomppo, E. 2002. </w:t>
+      </w:r>
+      <w:r>
+        <w:rPr>
+          <w:i/>
+        </w:rPr>
+        <w:t xml:space="preserve">Spatial ecology of the three-toed woodpecker in managed forest landscapes. </w:t>
+      </w:r>
+      <w:r>
+        <w:t>Silva Fennica 36(1): 279–288.</w:t>
+      </w:r>
+    </w:p>
+    <w:p>
+      <w:r>
+        <w:t xml:space="preserve">Skogsstyrelsen, 2016. </w:t>
+      </w:r>
+      <w:r>
+        <w:rPr>
+          <w:i/>
+        </w:rPr>
+        <w:t>Vägledning för hänsyn till fåglar – Tretåig hackspett.</w:t>
+      </w:r>
+    </w:p>
+    <w:p>
+      <w:r>
+        <w:t xml:space="preserve">SLU Artdatabanken, 2024. </w:t>
+      </w:r>
+      <w:r>
+        <w:rPr>
+          <w:i/>
+        </w:rPr>
+        <w:t xml:space="preserve">Artfaktablad. Naturvård – artfakta. </w:t>
+      </w:r>
+      <w:r>
+        <w:t>SLU Artdatabanken, Uppsala.</w:t>
+      </w:r>
+    </w:p>
+    <w:p>
+      <w:r>
+        <w:t xml:space="preserve">Stachura-Skierczynska, K., Tumiel, T. &amp; Skierczynski, M. 2009. </w:t>
+      </w:r>
+      <w:r>
+        <w:rPr>
+          <w:i/>
+        </w:rPr>
+        <w:t xml:space="preserve">Habitat prediction model for three-toed woodpecker and its implications for the conservation of biologically valuable forests. </w:t>
+      </w:r>
+      <w:r>
+        <w:t>Forest Ecology and Management 258(5): 697–703.</w:t>
+      </w:r>
+    </w:p>
+    <w:p>
+      <w:r>
+        <w:t xml:space="preserve">Virkkala, R. 1991. </w:t>
+      </w:r>
+      <w:r>
+        <w:rPr>
+          <w:i/>
+        </w:rPr>
+        <w:t xml:space="preserve">Population trends of forest birds in a Finnish Lapland landscape of large habitat blocks – Consequences of stochastic environmental variation or regional habitat alteration. </w:t>
+      </w:r>
+      <w:r>
+        <w:t>Biological conservation 56(2): 223–240.</w:t>
+      </w:r>
+    </w:p>
+    <w:p>
+      <w:r>
+        <w:t xml:space="preserve">Wesolowski, T., Czeszczewik, D. &amp; Rowinski, P. 2005. </w:t>
+      </w:r>
+      <w:r>
+        <w:rPr>
+          <w:i/>
+        </w:rPr>
+        <w:t xml:space="preserve">Effects of forest management on Three-toed Woodpecker Picoides tridactylus distribution in the Bialowieza Forest (NE Poland): conservation implications. </w:t>
+      </w:r>
+      <w:r>
+        <w:t>Acta Ornithologica 40(1): 53–60.</w:t>
       </w:r>
     </w:p>
     <w:p>
@@ -1913,7 +2205,7 @@
     <w:r>
       <w:tab/>
       <w:tab/>
-      <w:t>2026-10-06</w:t>
+      <w:t>2026-10-07</w:t>
       <w:br/>
       <w:br/>
     </w:r>

--- a/klagomål/A 52457-2025 FSC-klagomål.docx
+++ b/klagomål/A 52457-2025 FSC-klagomål.docx
@@ -2205,7 +2205,7 @@
     <w:r>
       <w:tab/>
       <w:tab/>
-      <w:t>2026-10-07</w:t>
+      <w:t>2026-10-08</w:t>
       <w:br/>
       <w:br/>
     </w:r>

--- a/klagomål/A 52457-2025 FSC-klagomål.docx
+++ b/klagomål/A 52457-2025 FSC-klagomål.docx
@@ -2205,7 +2205,7 @@
     <w:r>
       <w:tab/>
       <w:tab/>
-      <w:t>2026-10-08</w:t>
+      <w:t>2026-10-09</w:t>
       <w:br/>
       <w:br/>
     </w:r>

--- a/klagomål/A 52457-2025 FSC-klagomål.docx
+++ b/klagomål/A 52457-2025 FSC-klagomål.docx
@@ -2205,7 +2205,7 @@
     <w:r>
       <w:tab/>
       <w:tab/>
-      <w:t>2026-10-09</w:t>
+      <w:t>2026-10-10</w:t>
       <w:br/>
       <w:br/>
     </w:r>

--- a/klagomål/A 52457-2025 FSC-klagomål.docx
+++ b/klagomål/A 52457-2025 FSC-klagomål.docx
@@ -2205,7 +2205,7 @@
     <w:r>
       <w:tab/>
       <w:tab/>
-      <w:t>2026-10-10</w:t>
+      <w:t>2026-10-11</w:t>
       <w:br/>
       <w:br/>
     </w:r>

--- a/klagomål/A 52457-2025 FSC-klagomål.docx
+++ b/klagomål/A 52457-2025 FSC-klagomål.docx
@@ -2205,7 +2205,7 @@
     <w:r>
       <w:tab/>
       <w:tab/>
-      <w:t>2026-10-11</w:t>
+      <w:t>2026-10-12</w:t>
       <w:br/>
       <w:br/>
     </w:r>

--- a/klagomål/A 52457-2025 FSC-klagomål.docx
+++ b/klagomål/A 52457-2025 FSC-klagomål.docx
@@ -2205,7 +2205,7 @@
     <w:r>
       <w:tab/>
       <w:tab/>
-      <w:t>2026-10-12</w:t>
+      <w:t>2026-10-13</w:t>
       <w:br/>
       <w:br/>
     </w:r>

--- a/klagomål/A 52457-2025 FSC-klagomål.docx
+++ b/klagomål/A 52457-2025 FSC-klagomål.docx
@@ -2205,7 +2205,7 @@
     <w:r>
       <w:tab/>
       <w:tab/>
-      <w:t>2026-10-13</w:t>
+      <w:t>2026-10-14</w:t>
       <w:br/>
       <w:br/>
     </w:r>

--- a/klagomål/A 52457-2025 FSC-klagomål.docx
+++ b/klagomål/A 52457-2025 FSC-klagomål.docx
@@ -2205,7 +2205,7 @@
     <w:r>
       <w:tab/>
       <w:tab/>
-      <w:t>2026-10-14</w:t>
+      <w:t>2026-10-15</w:t>
       <w:br/>
       <w:br/>
     </w:r>

--- a/klagomål/A 52457-2025 FSC-klagomål.docx
+++ b/klagomål/A 52457-2025 FSC-klagomål.docx
@@ -2205,7 +2205,7 @@
     <w:r>
       <w:tab/>
       <w:tab/>
-      <w:t>2026-10-15</w:t>
+      <w:t>2026-10-16</w:t>
       <w:br/>
       <w:br/>
     </w:r>

--- a/klagomål/A 52457-2025 FSC-klagomål.docx
+++ b/klagomål/A 52457-2025 FSC-klagomål.docx
@@ -2205,7 +2205,7 @@
     <w:r>
       <w:tab/>
       <w:tab/>
-      <w:t>2026-10-16</w:t>
+      <w:t>2026-10-17</w:t>
       <w:br/>
       <w:br/>
     </w:r>

--- a/klagomål/A 52457-2025 FSC-klagomål.docx
+++ b/klagomål/A 52457-2025 FSC-klagomål.docx
@@ -2205,7 +2205,7 @@
     <w:r>
       <w:tab/>
       <w:tab/>
-      <w:t>2026-10-17</w:t>
+      <w:t>2026-10-18</w:t>
       <w:br/>
       <w:br/>
     </w:r>

--- a/klagomål/A 52457-2025 FSC-klagomål.docx
+++ b/klagomål/A 52457-2025 FSC-klagomål.docx
@@ -2205,7 +2205,7 @@
     <w:r>
       <w:tab/>
       <w:tab/>
-      <w:t>2026-10-18</w:t>
+      <w:t>2026-10-19</w:t>
       <w:br/>
       <w:br/>
     </w:r>

--- a/klagomål/A 52457-2025 FSC-klagomål.docx
+++ b/klagomål/A 52457-2025 FSC-klagomål.docx
@@ -2205,7 +2205,7 @@
     <w:r>
       <w:tab/>
       <w:tab/>
-      <w:t>2026-10-19</w:t>
+      <w:t>2026-10-20</w:t>
       <w:br/>
       <w:br/>
     </w:r>

--- a/klagomål/A 52457-2025 FSC-klagomål.docx
+++ b/klagomål/A 52457-2025 FSC-klagomål.docx
@@ -2205,7 +2205,7 @@
     <w:r>
       <w:tab/>
       <w:tab/>
-      <w:t>2026-10-20</w:t>
+      <w:t>2026-10-21</w:t>
       <w:br/>
       <w:br/>
     </w:r>

--- a/klagomål/A 52457-2025 FSC-klagomål.docx
+++ b/klagomål/A 52457-2025 FSC-klagomål.docx
@@ -2205,7 +2205,7 @@
     <w:r>
       <w:tab/>
       <w:tab/>
-      <w:t>2026-10-21</w:t>
+      <w:t>2026-10-22</w:t>
       <w:br/>
       <w:br/>
     </w:r>

--- a/klagomål/A 52457-2025 FSC-klagomål.docx
+++ b/klagomål/A 52457-2025 FSC-klagomål.docx
@@ -2205,7 +2205,7 @@
     <w:r>
       <w:tab/>
       <w:tab/>
-      <w:t>2026-10-22</w:t>
+      <w:t>2026-10-23</w:t>
       <w:br/>
       <w:br/>
     </w:r>

--- a/klagomål/A 52457-2025 FSC-klagomål.docx
+++ b/klagomål/A 52457-2025 FSC-klagomål.docx
@@ -2205,7 +2205,7 @@
     <w:r>
       <w:tab/>
       <w:tab/>
-      <w:t>2026-10-23</w:t>
+      <w:t>2026-10-24</w:t>
       <w:br/>
       <w:br/>
     </w:r>

--- a/klagomål/A 52457-2025 FSC-klagomål.docx
+++ b/klagomål/A 52457-2025 FSC-klagomål.docx
@@ -2205,7 +2205,7 @@
     <w:r>
       <w:tab/>
       <w:tab/>
-      <w:t>2026-10-24</w:t>
+      <w:t>2026-10-25</w:t>
       <w:br/>
       <w:br/>
     </w:r>

--- a/klagomål/A 52457-2025 FSC-klagomål.docx
+++ b/klagomål/A 52457-2025 FSC-klagomål.docx
@@ -2205,7 +2205,7 @@
     <w:r>
       <w:tab/>
       <w:tab/>
-      <w:t>2026-10-25</w:t>
+      <w:t>2026-10-26</w:t>
       <w:br/>
       <w:br/>
     </w:r>

--- a/klagomål/A 52457-2025 FSC-klagomål.docx
+++ b/klagomål/A 52457-2025 FSC-klagomål.docx
@@ -2205,7 +2205,7 @@
     <w:r>
       <w:tab/>
       <w:tab/>
-      <w:t>2026-10-26</w:t>
+      <w:t>2026-10-27</w:t>
       <w:br/>
       <w:br/>
     </w:r>

--- a/klagomål/A 52457-2025 FSC-klagomål.docx
+++ b/klagomål/A 52457-2025 FSC-klagomål.docx
@@ -2205,7 +2205,7 @@
     <w:r>
       <w:tab/>
       <w:tab/>
-      <w:t>2026-10-27</w:t>
+      <w:t>2026-10-28</w:t>
       <w:br/>
       <w:br/>
     </w:r>

--- a/klagomål/A 52457-2025 FSC-klagomål.docx
+++ b/klagomål/A 52457-2025 FSC-klagomål.docx
@@ -2205,7 +2205,7 @@
     <w:r>
       <w:tab/>
       <w:tab/>
-      <w:t>2026-10-28</w:t>
+      <w:t>2026-10-29</w:t>
       <w:br/>
       <w:br/>
     </w:r>

--- a/klagomål/A 52457-2025 FSC-klagomål.docx
+++ b/klagomål/A 52457-2025 FSC-klagomål.docx
@@ -178,7 +178,7 @@
       <w:r>
         <w:drawing>
           <wp:inline xmlns:a="http://schemas.openxmlformats.org/drawingml/2006/main" xmlns:pic="http://schemas.openxmlformats.org/drawingml/2006/picture">
-            <wp:extent cx="5211173" cy="5724000"/>
+            <wp:extent cx="5208359" cy="5724000"/>
             <wp:docPr id="1" name="Picture 1"/>
             <wp:cNvGraphicFramePr>
               <a:graphicFrameLocks noChangeAspect="1"/>
@@ -199,7 +199,7 @@
                   <pic:spPr>
                     <a:xfrm>
                       <a:off x="0" y="0"/>
-                      <a:ext cx="5211173" cy="5724000"/>
+                      <a:ext cx="5208359" cy="5724000"/>
                     </a:xfrm>
                     <a:prstGeom prst="rect"/>
                   </pic:spPr>
@@ -221,7 +221,7 @@
     </w:p>
     <w:p>
       <w:r>
-        <w:t>I och inom 25 meter från avverkningsanmälan finns fynd av 30 naturvårdsarter, varav 24 är rödlistade, 5 är fridlysta, 18 är typiska (T) och 4 är signalarter (S): garnlav (VU, T), knärot (VU, T, §8), skrovlig taggsvamp (VU), spadskinn (VU), tallmusseron (VU), blå taggsvamp (NT, T), blågrå svartspik (NT), dropptaggsvamp (NT, T), dvärgbägarlav (NT, T), kolflarnlav (NT, T), lunglav (NT, T), mjölsvärting (NT), mörk kolflarnlav (NT), skrovellav (NT, T), svart taggsvamp (NT), tallticka (NT, T), talltita (NT, §4), tretåig hackspett (NT, T, §4), ullticka (NT, T), vaddporing (NT), vedflamlav (NT), vedskivlav (NT, T), violettgrå tagellav (NT, T), vitgrynig nållav (NT), luddlav (S, T), nästlav (S, T), stuplav (S, T), vedticka (S, T), spillkråka (T, §4) och kungsfågel (§4). Se Figur 1.</w:t>
+        <w:t>I och inom 25 meter från avverkningsanmälan finns fynd av 31 naturvårdsarter, varav 25 är rödlistade, 5 är fridlysta, 18 är typiska (T) och 4 är signalarter (S): garnlav (VU, T), knärot (VU, T, §8), skrovlig taggsvamp (VU), spadskinn (VU), tallmusseron (VU), blå taggsvamp (NT, T), blågrå svartspik (NT), dropptaggsvamp (NT, T), dvärgbägarlav (NT, T), kolflarnlav (NT, T), lunglav (NT, T), mjölsvärting (NT), mörk kolflarnlav (NT), skrovellav (NT, T), svart taggsvamp (NT), svartvit taggsvamp (NT), tallticka (NT, T), talltita (NT, §4), tretåig hackspett (NT, T, §4), ullticka (NT, T), vaddporing (NT), vedflamlav (NT), vedskivlav (NT, T), violettgrå tagellav (NT, T), vitgrynig nållav (NT), luddlav (S, T), nästlav (S, T), stuplav (S, T), vedticka (S, T), spillkråka (T, §4) och kungsfågel (§4). Se Figur 1.</w:t>
       </w:r>
     </w:p>
     <w:p>
@@ -641,6 +641,17 @@
         <w:rPr>
           <w:b/>
         </w:rPr>
+        <w:t xml:space="preserve">Svartvit taggsvamp (NT) </w:t>
+      </w:r>
+      <w:r>
+        <w:t>bildar mykorrhiza med tall, troligen även med gran. Den växer huvudsakligen i äldre, naturligt uppkommen skog på torr eller frisk mark och förekommer såväl på tallhedar som i mossig barrblandskog. Flera olika former har påträffats vid DNA-undersökningar av europeiskt material och det är oklart hur många former som finns i värd land. Kalavverkning av äldre skog är ett reellt hot, liksom maskinell markberedning och minskad andel självföryngring. Lokaler som fortfarande håller svampen behöver säkerställas (SLU Artdatabanken, 2024; Nitare &amp; Skogsstyrelsen, 2019).</w:t>
+      </w:r>
+    </w:p>
+    <w:p>
+      <w:r>
+        <w:rPr>
+          <w:b/>
+        </w:rPr>
         <w:t xml:space="preserve">Tallticka (NT) </w:t>
       </w:r>
       <w:r>
@@ -1120,7 +1131,7 @@
         <w:rPr>
           <w:i/>
         </w:rPr>
-        <w:t>I det avverkningsanmälda skogsområdet har 28 rödlistade arter och signalarter påträffats. Detta ska jämföras med Skogsstyrelsens uppföljning 2017 av nyckelbiotoper som visade att man i genomsnitt hittar 20,6 olika rödlistade arter och signalarter i en nyckelbiotop (Wijk, S. 2017. Biologisk mångfald i nyckelbiotoper – Resultat från inventeringen “Uppföljning biologisk mångfald” 2009–2015. Rapport 4/2017 Skogsstyrelsen, Jönköping).</w:t>
+        <w:t>I det avverkningsanmälda skogsområdet har 29 rödlistade arter och signalarter påträffats. Detta ska jämföras med Skogsstyrelsens uppföljning 2017 av nyckelbiotoper som visade att man i genomsnitt hittar 20,6 olika rödlistade arter och signalarter i en nyckelbiotop (Wijk, S. 2017. Biologisk mångfald i nyckelbiotoper – Resultat från inventeringen “Uppföljning biologisk mångfald” 2009–2015. Rapport 4/2017 Skogsstyrelsen, Jönköping).</w:t>
       </w:r>
     </w:p>
     <w:p>
@@ -1149,7 +1160,7 @@
         <w:rPr>
           <w:i/>
         </w:rPr>
-        <w:t>I det avverkningsanmälda skogsområdet har 30 naturvårdsarter varav 24 rödlistade arter sina livsmiljöer och växtplatser.</w:t>
+        <w:t>I det avverkningsanmälda skogsområdet har 31 naturvårdsarter varav 25 rödlistade arter sina livsmiljöer och växtplatser.</w:t>
       </w:r>
     </w:p>
     <w:p>
@@ -2205,7 +2216,7 @@
     <w:r>
       <w:tab/>
       <w:tab/>
-      <w:t>2026-10-29</w:t>
+      <w:t>2026-10-31</w:t>
       <w:br/>
       <w:br/>
     </w:r>
